--- a/Arquitectura de Sistemas Computacionales/Kit docente/Clase 3/Quiz Clase 3 - Virtualizacion y contenedores.docx
+++ b/Arquitectura de Sistemas Computacionales/Kit docente/Clase 3/Quiz Clase 3 - Virtualizacion y contenedores.docx
@@ -106,7 +106,7 @@
           <w:color w:val="2B2B2B"/>
           <w:sz w:val="22"/>
         </w:rPr>
-        <w:t>Nombre la herramienta de lab principal del curso para contenedores.</w:t>
+        <w:t>En «docker run -p 8081:8080», ¿qué lado es el anfitrión y qué lado el contenedor?</w:t>
       </w:r>
     </w:p>
     <w:p>
@@ -122,6 +122,36 @@
           <w:sz w:val="24"/>
         </w:rPr>
         <w:t>Pregunta 3</w:t>
+      </w:r>
+    </w:p>
+    <w:p>
+      <w:pPr>
+        <w:spacing w:after="120" w:before="0"/>
+        <w:jc w:val="left"/>
+      </w:pPr>
+      <w:r>
+        <w:rPr>
+          <w:rFonts w:ascii="Calibri" w:hAnsi="Calibri" w:eastAsia="Calibri"/>
+          <w:b w:val="0"/>
+          <w:color w:val="2B2B2B"/>
+          <w:sz w:val="22"/>
+        </w:rPr>
+        <w:t>¿Cuáles son los tres datos del contrato de un endpoint de salud?</w:t>
+      </w:r>
+    </w:p>
+    <w:p>
+      <w:pPr>
+        <w:spacing w:after="120" w:before="240"/>
+        <w:jc w:val="left"/>
+      </w:pPr>
+      <w:r>
+        <w:rPr>
+          <w:rFonts w:ascii="Calibri" w:hAnsi="Calibri" w:eastAsia="Calibri"/>
+          <w:b/>
+          <w:color w:val="095292"/>
+          <w:sz w:val="24"/>
+        </w:rPr>
+        <w:t>Pregunta 4</w:t>
       </w:r>
     </w:p>
     <w:p>
